--- a/离散数学/集合论与图论/集合论与图论（下）课后习题/第5讲测验.docx
+++ b/离散数学/集合论与图论/集合论与图论（下）课后习题/第5讲测验.docx
@@ -36,7 +36,7 @@
                     <pic:cNvPicPr/>
                   </pic:nvPicPr>
                   <pic:blipFill>
-                    <a:blip r:embed="rId6"/>
+                    <a:blip r:embed="rId8"/>
                     <a:stretch>
                       <a:fillRect/>
                     </a:stretch>
@@ -127,6 +127,7 @@
       <w:pPr>
         <w:spacing w:line="360" w:lineRule="auto"/>
         <w:rPr>
+          <w:rFonts w:hint="eastAsia"/>
           <w:lang w:eastAsia="zh-CN"/>
         </w:rPr>
       </w:pPr>
@@ -180,7 +181,7 @@
                     <pic:cNvPicPr/>
                   </pic:nvPicPr>
                   <pic:blipFill>
-                    <a:blip r:embed="rId7"/>
+                    <a:blip r:embed="rId9"/>
                     <a:stretch>
                       <a:fillRect/>
                     </a:stretch>
@@ -271,6 +272,7 @@
       <w:pPr>
         <w:spacing w:line="360" w:lineRule="auto"/>
         <w:rPr>
+          <w:rFonts w:hint="eastAsia"/>
           <w:lang w:eastAsia="zh-CN"/>
         </w:rPr>
       </w:pPr>
@@ -286,11 +288,13 @@
       <w:pPr>
         <w:spacing w:line="360" w:lineRule="auto"/>
         <w:rPr>
+          <w:rFonts w:hint="eastAsia"/>
           <w:lang w:eastAsia="zh-CN"/>
         </w:rPr>
       </w:pPr>
       <w:r>
         <w:rPr>
+          <w:noProof/>
           <w:lang w:eastAsia="zh-CN"/>
         </w:rPr>
         <w:drawing>
@@ -309,7 +313,7 @@
                     <pic:cNvPicPr/>
                   </pic:nvPicPr>
                   <pic:blipFill>
-                    <a:blip r:embed="rId8"/>
+                    <a:blip r:embed="rId10"/>
                     <a:stretch>
                       <a:fillRect/>
                     </a:stretch>
@@ -373,7 +377,7 @@
                     <pic:cNvPicPr/>
                   </pic:nvPicPr>
                   <pic:blipFill>
-                    <a:blip r:embed="rId9"/>
+                    <a:blip r:embed="rId11"/>
                     <a:stretch>
                       <a:fillRect/>
                     </a:stretch>
@@ -419,7 +423,7 @@
                     <pic:cNvPicPr/>
                   </pic:nvPicPr>
                   <pic:blipFill>
-                    <a:blip r:embed="rId10"/>
+                    <a:blip r:embed="rId12"/>
                     <a:stretch>
                       <a:fillRect/>
                     </a:stretch>
@@ -480,6 +484,7 @@
       <w:pPr>
         <w:spacing w:line="360" w:lineRule="auto"/>
         <w:rPr>
+          <w:rFonts w:hint="eastAsia"/>
           <w:lang w:eastAsia="zh-CN"/>
         </w:rPr>
       </w:pPr>
@@ -494,6 +499,7 @@
       <w:pPr>
         <w:spacing w:line="360" w:lineRule="auto"/>
         <w:rPr>
+          <w:rFonts w:hint="eastAsia"/>
           <w:lang w:eastAsia="zh-CN"/>
         </w:rPr>
       </w:pPr>
@@ -548,7 +554,7 @@
                     <pic:cNvPicPr/>
                   </pic:nvPicPr>
                   <pic:blipFill>
-                    <a:blip r:embed="rId11"/>
+                    <a:blip r:embed="rId13"/>
                     <a:stretch>
                       <a:fillRect/>
                     </a:stretch>
@@ -587,6 +593,7 @@
         <w:rPr>
           <w:lang w:eastAsia="zh-CN"/>
         </w:rPr>
+        <w:lastRenderedPageBreak/>
         <w:t>A,正确</w:t>
       </w:r>
     </w:p>
@@ -609,6 +616,7 @@
       <w:pPr>
         <w:spacing w:line="360" w:lineRule="auto"/>
         <w:rPr>
+          <w:rFonts w:hint="eastAsia"/>
           <w:lang w:eastAsia="zh-CN"/>
         </w:rPr>
       </w:pPr>
@@ -662,7 +670,7 @@
                     <pic:cNvPicPr/>
                   </pic:nvPicPr>
                   <pic:blipFill>
-                    <a:blip r:embed="rId12"/>
+                    <a:blip r:embed="rId14"/>
                     <a:stretch>
                       <a:fillRect/>
                     </a:stretch>
@@ -723,6 +731,7 @@
       <w:pPr>
         <w:spacing w:line="360" w:lineRule="auto"/>
         <w:rPr>
+          <w:rFonts w:hint="eastAsia"/>
           <w:lang w:eastAsia="zh-CN"/>
         </w:rPr>
       </w:pPr>
@@ -737,6 +746,7 @@
       <w:pPr>
         <w:spacing w:line="360" w:lineRule="auto"/>
         <w:rPr>
+          <w:rFonts w:hint="eastAsia"/>
           <w:lang w:eastAsia="zh-CN"/>
         </w:rPr>
       </w:pPr>
@@ -764,7 +774,7 @@
                     </pic:cNvPicPr>
                   </pic:nvPicPr>
                   <pic:blipFill>
-                    <a:blip r:embed="rId13">
+                    <a:blip r:embed="rId15">
                       <a:extLst>
                         <a:ext uri="{28A0092B-C50C-407E-A947-70E740481C1C}">
                           <a14:useLocalDpi xmlns:a14="http://schemas.microsoft.com/office/drawing/2010/main" val="0"/>
@@ -824,6 +834,7 @@
         <w:rPr>
           <w:lang w:eastAsia="zh-CN"/>
         </w:rPr>
+        <w:lastRenderedPageBreak/>
         <w:t>6,图G的邻接矩阵为</w:t>
       </w:r>
       <w:r>
@@ -846,7 +857,7 @@
                     <pic:cNvPicPr/>
                   </pic:nvPicPr>
                   <pic:blipFill>
-                    <a:blip r:embed="rId6"/>
+                    <a:blip r:embed="rId8"/>
                     <a:stretch>
                       <a:fillRect/>
                     </a:stretch>
@@ -880,9 +891,11 @@
           <w:rFonts w:hint="eastAsia"/>
         </w:rPr>
       </w:pPr>
+      <w:proofErr w:type="spellStart"/>
       <w:r>
         <w:t>A,错误</w:t>
       </w:r>
+      <w:proofErr w:type="spellEnd"/>
     </w:p>
     <w:p>
       <w:pPr>
@@ -891,146 +904,32 @@
           <w:rFonts w:hint="eastAsia"/>
         </w:rPr>
       </w:pPr>
+      <w:proofErr w:type="spellStart"/>
       <w:r>
         <w:t>B,正确</w:t>
       </w:r>
-    </w:p>
-    <w:p>
-      <w:pPr>
-        <w:spacing w:line="360" w:lineRule="auto"/>
-      </w:pPr>
-      <w:r>
-        <w:t>答案:B</w:t>
-      </w:r>
+      <w:proofErr w:type="spellEnd"/>
     </w:p>
     <w:p>
       <w:pPr>
         <w:spacing w:line="360" w:lineRule="auto"/>
         <w:rPr>
           <w:rFonts w:hint="eastAsia"/>
+          <w:lang w:eastAsia="zh-CN"/>
         </w:rPr>
       </w:pPr>
+      <w:proofErr w:type="spellStart"/>
+      <w:r>
+        <w:t>答案:</w:t>
+      </w:r>
       <w:r>
         <w:rPr>
           <w:rFonts w:hint="eastAsia"/>
           <w:lang w:eastAsia="zh-CN"/>
         </w:rPr>
-        <w:t>画画</w:t>
+        <w:t>A</w:t>
       </w:r>
-      <w:r>
-        <w:t>v1</w:t>
-      </w:r>
-      <w:r>
-        <w:rPr>
-          <w:rFonts w:ascii="Times New Roman" w:hAnsi="Times New Roman" w:cs="Times New Roman"/>
-        </w:rPr>
-        <w:t>​</w:t>
-      </w:r>
-      <w:r>
-        <w:rPr>
-          <w:rFonts w:cs="宋体" w:hint="eastAsia"/>
-        </w:rPr>
-        <w:t>→</w:t>
-      </w:r>
-      <w:r>
-        <w:t>v2</w:t>
-      </w:r>
-      <w:r>
-        <w:rPr>
-          <w:rFonts w:ascii="Times New Roman" w:hAnsi="Times New Roman" w:cs="Times New Roman"/>
-        </w:rPr>
-        <w:t>​</w:t>
-      </w:r>
-      <w:r>
-        <w:rPr>
-          <w:rFonts w:cs="宋体" w:hint="eastAsia"/>
-        </w:rPr>
-        <w:t>→</w:t>
-      </w:r>
-      <w:r>
-        <w:t>v4</w:t>
-      </w:r>
-      <w:r>
-        <w:rPr>
-          <w:rFonts w:ascii="Times New Roman" w:hAnsi="Times New Roman" w:cs="Times New Roman"/>
-        </w:rPr>
-        <w:t>​</w:t>
-      </w:r>
-      <w:r>
-        <w:rPr>
-          <w:rFonts w:cs="宋体" w:hint="eastAsia"/>
-        </w:rPr>
-        <w:t>→</w:t>
-      </w:r>
-      <w:r>
-        <w:t>v7</w:t>
-      </w:r>
-      <w:r>
-        <w:rPr>
-          <w:rFonts w:ascii="Times New Roman" w:hAnsi="Times New Roman" w:cs="Times New Roman"/>
-        </w:rPr>
-        <w:t>​</w:t>
-      </w:r>
-      <w:r>
-        <w:rPr>
-          <w:rFonts w:cs="宋体" w:hint="eastAsia"/>
-        </w:rPr>
-        <w:t>→</w:t>
-      </w:r>
-      <w:r>
-        <w:t>v5</w:t>
-      </w:r>
-      <w:r>
-        <w:rPr>
-          <w:rFonts w:ascii="Times New Roman" w:hAnsi="Times New Roman" w:cs="Times New Roman"/>
-        </w:rPr>
-        <w:t>​</w:t>
-      </w:r>
-      <w:r>
-        <w:rPr>
-          <w:rFonts w:cs="宋体" w:hint="eastAsia"/>
-        </w:rPr>
-        <w:t>→</w:t>
-      </w:r>
-      <w:r>
-        <w:t>v3</w:t>
-      </w:r>
-      <w:r>
-        <w:rPr>
-          <w:rFonts w:ascii="Times New Roman" w:hAnsi="Times New Roman" w:cs="Times New Roman"/>
-        </w:rPr>
-        <w:t>​</w:t>
-      </w:r>
-      <w:r>
-        <w:rPr>
-          <w:rFonts w:cs="宋体" w:hint="eastAsia"/>
-        </w:rPr>
-        <w:t>→</w:t>
-      </w:r>
-      <w:r>
-        <w:t>v6</w:t>
-      </w:r>
-      <w:r>
-        <w:rPr>
-          <w:rFonts w:ascii="Times New Roman" w:hAnsi="Times New Roman" w:cs="Times New Roman"/>
-        </w:rPr>
-        <w:t>​</w:t>
-      </w:r>
-      <w:r>
-        <w:rPr>
-          <w:rFonts w:cs="宋体" w:hint="eastAsia"/>
-        </w:rPr>
-        <w:t>→</w:t>
-      </w:r>
-      <w:r>
-        <w:t>v1</w:t>
-      </w:r>
-      <w:r>
-        <w:rPr>
-          <w:rFonts w:ascii="Times New Roman" w:hAnsi="Times New Roman" w:cs="Times New Roman"/>
-        </w:rPr>
-        <w:t>​</w:t>
-      </w:r>
+      <w:proofErr w:type="spellEnd"/>
     </w:p>
     <w:sectPr>
       <w:pgSz w:w="12240" w:h="15840"/>
@@ -1040,6 +939,68 @@
     </w:sectPr>
   </w:body>
 </w:document>
+</file>
+
+<file path=word/endnotes.xml><?xml version="1.0" encoding="utf-8"?>
+<w:endnotes xmlns:wpc="http://schemas.microsoft.com/office/word/2010/wordprocessingCanvas" xmlns:cx="http://schemas.microsoft.com/office/drawing/2014/chartex" xmlns:cx1="http://schemas.microsoft.com/office/drawing/2015/9/8/chartex" xmlns:cx2="http://schemas.microsoft.com/office/drawing/2015/10/21/chartex" xmlns:cx3="http://schemas.microsoft.com/office/drawing/2016/5/9/chartex" xmlns:cx4="http://schemas.microsoft.com/office/drawing/2016/5/10/chartex" xmlns:cx5="http://schemas.microsoft.com/office/drawing/2016/5/11/chartex" xmlns:cx6="http://schemas.microsoft.com/office/drawing/2016/5/12/chartex" xmlns:cx7="http://schemas.microsoft.com/office/drawing/2016/5/13/chartex" xmlns:cx8="http://schemas.microsoft.com/office/drawing/2016/5/14/chartex" xmlns:mc="http://schemas.openxmlformats.org/markup-compatibility/2006" xmlns:aink="http://schemas.microsoft.com/office/drawing/2016/ink" xmlns:am3d="http://schemas.microsoft.com/office/drawing/2017/model3d" xmlns:o="urn:schemas-microsoft-com:office:office" xmlns:oel="http://schemas.microsoft.com/office/2019/extlst" xmlns:r="http://schemas.openxmlformats.org/officeDocument/2006/relationships" xmlns:m="http://schemas.openxmlformats.org/officeDocument/2006/math" xmlns:v="urn:schemas-microsoft-com:vml" xmlns:wp14="http://schemas.microsoft.com/office/word/2010/wordprocessingDrawing" xmlns:wp="http://schemas.openxmlformats.org/drawingml/2006/wordprocessingDrawing" xmlns:w10="urn:schemas-microsoft-com:office:word" xmlns:w="http://schemas.openxmlformats.org/wordprocessingml/2006/main" xmlns:w14="http://schemas.microsoft.com/office/word/2010/wordml" xmlns:w15="http://schemas.microsoft.com/office/word/2012/wordml" xmlns:w16cex="http://schemas.microsoft.com/office/word/2018/wordml/cex" xmlns:w16cid="http://schemas.microsoft.com/office/word/2016/wordml/cid" xmlns:w16="http://schemas.microsoft.com/office/word/2018/wordml" xmlns:w16du="http://schemas.microsoft.com/office/word/2023/wordml/word16du" xmlns:w16sdtdh="http://schemas.microsoft.com/office/word/2020/wordml/sdtdatahash" xmlns:w16sdtfl="http://schemas.microsoft.com/office/word/2024/wordml/sdtformatlock" xmlns:w16se="http://schemas.microsoft.com/office/word/2015/wordml/symex" xmlns:wpg="http://schemas.microsoft.com/office/word/2010/wordprocessingGroup" xmlns:wpi="http://schemas.microsoft.com/office/word/2010/wordprocessingInk" xmlns:wne="http://schemas.microsoft.com/office/word/2006/wordml" xmlns:wps="http://schemas.microsoft.com/office/word/2010/wordprocessingShape" mc:Ignorable="w14 w15 w16se w16cid w16 w16cex w16sdtdh w16sdtfl w16du wp14">
+  <w:endnote w:type="separator" w:id="-1">
+    <w:p>
+      <w:pPr>
+        <w:spacing w:after="0" w:line="240" w:lineRule="auto"/>
+        <w:rPr>
+          <w:rFonts w:hint="eastAsia"/>
+        </w:rPr>
+      </w:pPr>
+      <w:r>
+        <w:separator/>
+      </w:r>
+    </w:p>
+  </w:endnote>
+  <w:endnote w:type="continuationSeparator" w:id="0">
+    <w:p>
+      <w:pPr>
+        <w:spacing w:after="0" w:line="240" w:lineRule="auto"/>
+        <w:rPr>
+          <w:rFonts w:hint="eastAsia"/>
+        </w:rPr>
+      </w:pPr>
+      <w:r>
+        <w:continuationSeparator/>
+      </w:r>
+    </w:p>
+  </w:endnote>
+</w:endnotes>
+</file>
+
+<file path=word/footnotes.xml><?xml version="1.0" encoding="utf-8"?>
+<w:footnotes xmlns:wpc="http://schemas.microsoft.com/office/word/2010/wordprocessingCanvas" xmlns:cx="http://schemas.microsoft.com/office/drawing/2014/chartex" xmlns:cx1="http://schemas.microsoft.com/office/drawing/2015/9/8/chartex" xmlns:cx2="http://schemas.microsoft.com/office/drawing/2015/10/21/chartex" xmlns:cx3="http://schemas.microsoft.com/office/drawing/2016/5/9/chartex" xmlns:cx4="http://schemas.microsoft.com/office/drawing/2016/5/10/chartex" xmlns:cx5="http://schemas.microsoft.com/office/drawing/2016/5/11/chartex" xmlns:cx6="http://schemas.microsoft.com/office/drawing/2016/5/12/chartex" xmlns:cx7="http://schemas.microsoft.com/office/drawing/2016/5/13/chartex" xmlns:cx8="http://schemas.microsoft.com/office/drawing/2016/5/14/chartex" xmlns:mc="http://schemas.openxmlformats.org/markup-compatibility/2006" xmlns:aink="http://schemas.microsoft.com/office/drawing/2016/ink" xmlns:am3d="http://schemas.microsoft.com/office/drawing/2017/model3d" xmlns:o="urn:schemas-microsoft-com:office:office" xmlns:oel="http://schemas.microsoft.com/office/2019/extlst" xmlns:r="http://schemas.openxmlformats.org/officeDocument/2006/relationships" xmlns:m="http://schemas.openxmlformats.org/officeDocument/2006/math" xmlns:v="urn:schemas-microsoft-com:vml" xmlns:wp14="http://schemas.microsoft.com/office/word/2010/wordprocessingDrawing" xmlns:wp="http://schemas.openxmlformats.org/drawingml/2006/wordprocessingDrawing" xmlns:w10="urn:schemas-microsoft-com:office:word" xmlns:w="http://schemas.openxmlformats.org/wordprocessingml/2006/main" xmlns:w14="http://schemas.microsoft.com/office/word/2010/wordml" xmlns:w15="http://schemas.microsoft.com/office/word/2012/wordml" xmlns:w16cex="http://schemas.microsoft.com/office/word/2018/wordml/cex" xmlns:w16cid="http://schemas.microsoft.com/office/word/2016/wordml/cid" xmlns:w16="http://schemas.microsoft.com/office/word/2018/wordml" xmlns:w16du="http://schemas.microsoft.com/office/word/2023/wordml/word16du" xmlns:w16sdtdh="http://schemas.microsoft.com/office/word/2020/wordml/sdtdatahash" xmlns:w16sdtfl="http://schemas.microsoft.com/office/word/2024/wordml/sdtformatlock" xmlns:w16se="http://schemas.microsoft.com/office/word/2015/wordml/symex" xmlns:wpg="http://schemas.microsoft.com/office/word/2010/wordprocessingGroup" xmlns:wpi="http://schemas.microsoft.com/office/word/2010/wordprocessingInk" xmlns:wne="http://schemas.microsoft.com/office/word/2006/wordml" xmlns:wps="http://schemas.microsoft.com/office/word/2010/wordprocessingShape" mc:Ignorable="w14 w15 w16se w16cid w16 w16cex w16sdtdh w16sdtfl w16du wp14">
+  <w:footnote w:type="separator" w:id="-1">
+    <w:p>
+      <w:pPr>
+        <w:spacing w:after="0" w:line="240" w:lineRule="auto"/>
+        <w:rPr>
+          <w:rFonts w:hint="eastAsia"/>
+        </w:rPr>
+      </w:pPr>
+      <w:r>
+        <w:separator/>
+      </w:r>
+    </w:p>
+  </w:footnote>
+  <w:footnote w:type="continuationSeparator" w:id="0">
+    <w:p>
+      <w:pPr>
+        <w:spacing w:after="0" w:line="240" w:lineRule="auto"/>
+        <w:rPr>
+          <w:rFonts w:hint="eastAsia"/>
+        </w:rPr>
+      </w:pPr>
+      <w:r>
+        <w:continuationSeparator/>
+      </w:r>
+    </w:p>
+  </w:footnote>
+</w:footnotes>
 </file>
 
 <file path=word/numbering.xml><?xml version="1.0" encoding="utf-8"?>
@@ -1852,6 +1813,7 @@
   <w:style w:type="character" w:default="1" w:styleId="a2">
     <w:name w:val="Default Paragraph Font"/>
     <w:uiPriority w:val="1"/>
+    <w:semiHidden/>
     <w:unhideWhenUsed/>
   </w:style>
   <w:style w:type="table" w:default="1" w:styleId="a3">
